--- a/Files/Core/Forms/Modified/Fixed/Static/SSSMPLDOENDCW9540325.docx
+++ b/Files/Core/Forms/Modified/Fixed/Static/SSSMPLDOENDCW9540325.docx
@@ -2296,7 +2296,7 @@
               <v:stroke joinstyle="miter"/>
               <v:path gradientshapeok="t" o:connecttype="rect"/>
             </v:shapetype>
-            <v:shape id="Text Box 2" o:spid="_x0000_s2049" type="#_x0000_t202" alt="Classified: RESTRICTED" style="width:112.05pt;height:27.2pt;margin-top:0;margin-left:0;mso-position-horizontal:left;mso-position-horizontal-relative:page;mso-position-vertical:top;mso-position-vertical-relative:page;mso-wrap-distance-bottom:0;mso-wrap-distance-left:0;mso-wrap-distance-right:0;mso-wrap-distance-top:0;mso-wrap-style:none;position:absolute;visibility:visible;v-text-anchor:top;z-index:251661312" filled="f" stroked="f">
+            <v:shape id="Text Box 2" o:spid="_x0000_s2049" type="#_x0000_t202" alt="Classified: RESTRICTED" style="width:112.05pt;height:27.2pt;margin-top:0;margin-left:0;mso-position-horizontal:left;mso-position-horizontal-relative:page;mso-position-vertical:top;mso-position-vertical-relative:page;mso-wrap-distance-bottom:0;mso-wrap-distance-left:0;mso-wrap-distance-right:0;mso-wrap-distance-top:0;mso-wrap-style:none;position:absolute;v-text-anchor:top;visibility:visible;z-index:251661312" filled="f" stroked="f">
               <v:fill o:detectmouseclick="t"/>
               <v:textbox style="mso-fit-shape-to-text:t" inset="20pt,15pt,0,0">
                 <w:txbxContent>
@@ -2411,7 +2411,7 @@
               <v:stroke joinstyle="miter"/>
               <v:path gradientshapeok="t" o:connecttype="rect"/>
             </v:shapetype>
-            <v:shape id="Text Box 3" o:spid="_x0000_s2050" type="#_x0000_t202" alt="Classified: RESTRICTED" style="width:112.05pt;height:27.2pt;margin-top:0;margin-left:0;mso-position-horizontal:left;mso-position-horizontal-relative:page;mso-position-vertical:top;mso-position-vertical-relative:page;mso-wrap-distance-bottom:0;mso-wrap-distance-left:0;mso-wrap-distance-right:0;mso-wrap-distance-top:0;mso-wrap-style:none;position:absolute;visibility:visible;v-text-anchor:top;z-index:251663360" filled="f" stroked="f">
+            <v:shape id="Text Box 3" o:spid="_x0000_s2050" type="#_x0000_t202" alt="Classified: RESTRICTED" style="width:112.05pt;height:27.2pt;margin-top:0;margin-left:0;mso-position-horizontal:left;mso-position-horizontal-relative:page;mso-position-vertical:top;mso-position-vertical-relative:page;mso-wrap-distance-bottom:0;mso-wrap-distance-left:0;mso-wrap-distance-right:0;mso-wrap-distance-top:0;mso-wrap-style:none;position:absolute;v-text-anchor:top;visibility:visible;z-index:251663360" filled="f" stroked="f">
               <v:fill o:detectmouseclick="t"/>
               <v:textbox style="mso-fit-shape-to-text:t" inset="20pt,15pt,0,0">
                 <w:txbxContent>
@@ -2526,7 +2526,7 @@
               <v:stroke joinstyle="miter"/>
               <v:path gradientshapeok="t" o:connecttype="rect"/>
             </v:shapetype>
-            <v:shape id="Text Box 1" o:spid="_x0000_s2051" type="#_x0000_t202" alt="Classified: RESTRICTED" style="width:112.05pt;height:27.2pt;margin-top:0;margin-left:0;mso-position-horizontal:left;mso-position-horizontal-relative:page;mso-position-vertical:top;mso-position-vertical-relative:page;mso-wrap-distance-bottom:0;mso-wrap-distance-left:0;mso-wrap-distance-right:0;mso-wrap-distance-top:0;mso-wrap-style:none;position:absolute;visibility:visible;v-text-anchor:top;z-index:251659264" filled="f" stroked="f">
+            <v:shape id="Text Box 1" o:spid="_x0000_s2051" type="#_x0000_t202" alt="Classified: RESTRICTED" style="width:112.05pt;height:27.2pt;margin-top:0;margin-left:0;mso-position-horizontal:left;mso-position-horizontal-relative:page;mso-position-vertical:top;mso-position-vertical-relative:page;mso-wrap-distance-bottom:0;mso-wrap-distance-left:0;mso-wrap-distance-right:0;mso-wrap-distance-top:0;mso-wrap-style:none;position:absolute;v-text-anchor:top;visibility:visible;z-index:251659264" filled="f" stroked="f">
               <v:fill o:detectmouseclick="t"/>
               <v:textbox style="mso-fit-shape-to-text:t" inset="20pt,15pt,0,0">
                 <w:txbxContent>
